--- a/electron/assets/seeds/CERTIDAO_FUNCIONAL.docx
+++ b/electron/assets/seeds/CERTIDAO_FUNCIONAL.docx
@@ -926,6 +926,106 @@
                 <w:right w:val="nil"/>
                 <w:between w:val="nil"/>
               </w:pBdr>
+              <w:spacing w:line="275" w:lineRule="auto"/>
+              <w:rPr>
+                <w:rFonts w:ascii="Times New Roman" w:eastAsia="Google Sans" w:hAnsi="Times New Roman" w:cs="Times New Roman"/>
+                <w:b/>
+                <w:bCs/>
+                <w:color w:val="1F1F1F"/>
+                <w:sz w:val="24"/>
+                <w:szCs w:val="24"/>
+              </w:rPr>
+            </w:pPr>
+            <w:r>
+              <w:rPr>
+                <w:rFonts w:ascii="Times New Roman" w:eastAsia="Google Sans" w:hAnsi="Times New Roman" w:cs="Times New Roman"/>
+                <w:b/>
+                <w:bCs/>
+                <w:color w:val="1F1F1F"/>
+                <w:sz w:val="24"/>
+                <w:szCs w:val="24"/>
+              </w:rPr>
+              <w:t>Progressão Vertical (Classe)</w:t>
+            </w:r>
+          </w:p>
+        </w:tc>
+        <w:tc>
+          <w:tcPr>
+            <w:tcW w:w="4820" w:type="dxa"/>
+            <w:tcBorders>
+              <w:top w:val="single" w:sz="6" w:space="0" w:color="C4C7C5"/>
+              <w:left w:val="single" w:sz="6" w:space="0" w:color="C4C7C5"/>
+              <w:bottom w:val="single" w:sz="6" w:space="0" w:color="C4C7C5"/>
+              <w:right w:val="single" w:sz="6" w:space="0" w:color="C4C7C5"/>
+            </w:tcBorders>
+            <w:shd w:val="clear" w:color="auto" w:fill="F8FAFD"/>
+            <w:tcMar>
+              <w:top w:w="120" w:type="dxa"/>
+              <w:left w:w="180" w:type="dxa"/>
+              <w:bottom w:w="120" w:type="dxa"/>
+              <w:right w:w="180" w:type="dxa"/>
+            </w:tcMar>
+          </w:tcPr>
+          <w:p>
+            <w:pPr>
+              <w:pBdr>
+                <w:top w:val="nil"/>
+                <w:left w:val="nil"/>
+                <w:bottom w:val="nil"/>
+                <w:right w:val="nil"/>
+                <w:between w:val="nil"/>
+              </w:pBdr>
+              <w:spacing w:line="275" w:lineRule="auto"/>
+              <w:rPr>
+                <w:rFonts w:ascii="Times New Roman" w:eastAsia="Google Sans" w:hAnsi="Times New Roman" w:cs="Times New Roman"/>
+                <w:b/>
+                <w:bCs/>
+                <w:color w:val="1F1F1F"/>
+                <w:sz w:val="24"/>
+                <w:szCs w:val="24"/>
+              </w:rPr>
+            </w:pPr>
+            <w:r>
+              <w:rPr>
+                <w:rFonts w:ascii="Times New Roman" w:eastAsia="Google Sans" w:hAnsi="Times New Roman" w:cs="Times New Roman"/>
+                <w:b/>
+                <w:bCs/>
+                <w:color w:val="1F1F1F"/>
+                <w:sz w:val="24"/>
+                <w:szCs w:val="24"/>
+              </w:rPr>
+              <w:t>{{CLASSE}}</w:t>
+            </w:r>
+          </w:p>
+        </w:tc>
+      </w:tr>
+      <w:tr>
+        <w:tc>
+          <w:tcPr>
+            <w:tcW w:w="4528" w:type="dxa"/>
+            <w:tcBorders>
+              <w:top w:val="single" w:sz="6" w:space="0" w:color="C4C7C5"/>
+              <w:left w:val="single" w:sz="6" w:space="0" w:color="C4C7C5"/>
+              <w:bottom w:val="single" w:sz="6" w:space="0" w:color="C4C7C5"/>
+              <w:right w:val="single" w:sz="6" w:space="0" w:color="C4C7C5"/>
+            </w:tcBorders>
+            <w:shd w:val="clear" w:color="auto" w:fill="F8FAFD"/>
+            <w:tcMar>
+              <w:top w:w="120" w:type="dxa"/>
+              <w:left w:w="180" w:type="dxa"/>
+              <w:bottom w:w="120" w:type="dxa"/>
+              <w:right w:w="180" w:type="dxa"/>
+            </w:tcMar>
+          </w:tcPr>
+          <w:p>
+            <w:pPr>
+              <w:pBdr>
+                <w:top w:val="nil"/>
+                <w:left w:val="nil"/>
+                <w:bottom w:val="nil"/>
+                <w:right w:val="nil"/>
+                <w:between w:val="nil"/>
+              </w:pBdr>
               <w:spacing w:after="40" w:line="276" w:lineRule="auto"/>
               <w:rPr>
                 <w:rFonts w:ascii="Times New Roman" w:eastAsia="Google Sans" w:hAnsi="Times New Roman" w:cs="Times New Roman"/>
@@ -1194,8 +1294,20 @@
           <w:sz w:val="28"/>
           <w:szCs w:val="28"/>
         </w:rPr>
-        <w:t>Carlos Alexandre da Costa Fiaia</w:t>
-      </w:r>
+        <w:t xml:space="preserve">Carlos Alexandre da Costa </w:t>
+      </w:r>
+      <w:proofErr w:type="spellStart"/>
+      <w:r>
+        <w:rPr>
+          <w:b/>
+          <w:bCs/>
+          <w:color w:val="000000" w:themeColor="text1"/>
+          <w:sz w:val="28"/>
+          <w:szCs w:val="28"/>
+        </w:rPr>
+        <w:t>Fiaia</w:t>
+      </w:r>
+      <w:proofErr w:type="spellEnd"/>
     </w:p>
     <w:p>
       <w:pPr>
@@ -1210,6 +1322,7 @@
         <w:rPr>
           <w:color w:val="000000" w:themeColor="text1"/>
         </w:rPr>
+        <w:lastRenderedPageBreak/>
         <w:t>Departamento de Recursos Humanos</w:t>
       </w:r>
     </w:p>

--- a/electron/assets/seeds/CERTIDAO_FUNCIONAL.docx
+++ b/electron/assets/seeds/CERTIDAO_FUNCIONAL.docx
@@ -532,8 +532,6 @@
                 <w:b/>
                 <w:bCs/>
                 <w:color w:val="1F1F1F"/>
-                <w:sz w:val="24"/>
-                <w:szCs w:val="24"/>
               </w:rPr>
             </w:pPr>
             <w:r>
@@ -542,8 +540,6 @@
                 <w:b/>
                 <w:bCs/>
                 <w:color w:val="1F1F1F"/>
-                <w:sz w:val="24"/>
-                <w:szCs w:val="24"/>
               </w:rPr>
               <w:t>Critério de Progressão</w:t>
             </w:r>
@@ -581,8 +577,6 @@
                 <w:b/>
                 <w:bCs/>
                 <w:color w:val="1F1F1F"/>
-                <w:sz w:val="24"/>
-                <w:szCs w:val="24"/>
               </w:rPr>
             </w:pPr>
             <w:r>
@@ -591,8 +585,6 @@
                 <w:b/>
                 <w:bCs/>
                 <w:color w:val="1F1F1F"/>
-                <w:sz w:val="24"/>
-                <w:szCs w:val="24"/>
               </w:rPr>
               <w:t>Posicionamento Atual</w:t>
             </w:r>
@@ -632,8 +624,6 @@
                 <w:b/>
                 <w:bCs/>
                 <w:color w:val="1F1F1F"/>
-                <w:sz w:val="24"/>
-                <w:szCs w:val="24"/>
               </w:rPr>
             </w:pPr>
             <w:r>
@@ -642,8 +632,6 @@
                 <w:b/>
                 <w:bCs/>
                 <w:color w:val="1F1F1F"/>
-                <w:sz w:val="24"/>
-                <w:szCs w:val="24"/>
               </w:rPr>
               <w:t>Progressão Vertical (Nível)</w:t>
             </w:r>
@@ -681,8 +669,6 @@
                 <w:b/>
                 <w:bCs/>
                 <w:color w:val="1F1F1F"/>
-                <w:sz w:val="24"/>
-                <w:szCs w:val="24"/>
               </w:rPr>
             </w:pPr>
             <w:r>
@@ -691,8 +677,6 @@
                 <w:b/>
                 <w:bCs/>
                 <w:color w:val="1F1F1F"/>
-                <w:sz w:val="24"/>
-                <w:szCs w:val="24"/>
               </w:rPr>
               <w:t xml:space="preserve">{{NIVEL}} </w:t>
             </w:r>
@@ -732,8 +716,6 @@
                 <w:b/>
                 <w:bCs/>
                 <w:color w:val="1F1F1F"/>
-                <w:sz w:val="24"/>
-                <w:szCs w:val="24"/>
               </w:rPr>
             </w:pPr>
             <w:r>
@@ -742,8 +724,6 @@
                 <w:b/>
                 <w:bCs/>
                 <w:color w:val="1F1F1F"/>
-                <w:sz w:val="24"/>
-                <w:szCs w:val="24"/>
               </w:rPr>
               <w:t>Progressão Vertical (Subnível)</w:t>
             </w:r>
@@ -781,8 +761,6 @@
                 <w:b/>
                 <w:bCs/>
                 <w:color w:val="1F1F1F"/>
-                <w:sz w:val="24"/>
-                <w:szCs w:val="24"/>
               </w:rPr>
             </w:pPr>
             <w:r>
@@ -791,8 +769,6 @@
                 <w:b/>
                 <w:bCs/>
                 <w:color w:val="1F1F1F"/>
-                <w:sz w:val="24"/>
-                <w:szCs w:val="24"/>
               </w:rPr>
               <w:t>{{SUBNIVEL}}</w:t>
             </w:r>
@@ -832,8 +808,6 @@
                 <w:b/>
                 <w:bCs/>
                 <w:color w:val="1F1F1F"/>
-                <w:sz w:val="24"/>
-                <w:szCs w:val="24"/>
               </w:rPr>
             </w:pPr>
             <w:r>
@@ -842,8 +816,6 @@
                 <w:b/>
                 <w:bCs/>
                 <w:color w:val="1F1F1F"/>
-                <w:sz w:val="24"/>
-                <w:szCs w:val="24"/>
               </w:rPr>
               <w:t>Progressão Horizontal (Letra/Referência)</w:t>
             </w:r>
@@ -881,8 +853,6 @@
                 <w:b/>
                 <w:bCs/>
                 <w:color w:val="1F1F1F"/>
-                <w:sz w:val="24"/>
-                <w:szCs w:val="24"/>
               </w:rPr>
             </w:pPr>
             <w:r>
@@ -891,8 +861,6 @@
                 <w:b/>
                 <w:bCs/>
                 <w:color w:val="1F1F1F"/>
-                <w:sz w:val="24"/>
-                <w:szCs w:val="24"/>
               </w:rPr>
               <w:t>{{LETRA}}</w:t>
             </w:r>
@@ -932,8 +900,6 @@
                 <w:b/>
                 <w:bCs/>
                 <w:color w:val="1F1F1F"/>
-                <w:sz w:val="24"/>
-                <w:szCs w:val="24"/>
               </w:rPr>
             </w:pPr>
             <w:r>
@@ -942,8 +908,6 @@
                 <w:b/>
                 <w:bCs/>
                 <w:color w:val="1F1F1F"/>
-                <w:sz w:val="24"/>
-                <w:szCs w:val="24"/>
               </w:rPr>
               <w:t>Progressão Vertical (Classe)</w:t>
             </w:r>
@@ -981,8 +945,6 @@
                 <w:b/>
                 <w:bCs/>
                 <w:color w:val="1F1F1F"/>
-                <w:sz w:val="24"/>
-                <w:szCs w:val="24"/>
               </w:rPr>
             </w:pPr>
             <w:r>
@@ -991,8 +953,6 @@
                 <w:b/>
                 <w:bCs/>
                 <w:color w:val="1F1F1F"/>
-                <w:sz w:val="24"/>
-                <w:szCs w:val="24"/>
               </w:rPr>
               <w:t>{{CLASSE}}</w:t>
             </w:r>
@@ -1032,8 +992,6 @@
                 <w:b/>
                 <w:bCs/>
                 <w:color w:val="1F1F1F"/>
-                <w:sz w:val="24"/>
-                <w:szCs w:val="24"/>
               </w:rPr>
             </w:pPr>
             <w:r>
@@ -1042,8 +1000,6 @@
                 <w:b/>
                 <w:bCs/>
                 <w:color w:val="1F1F1F"/>
-                <w:sz w:val="24"/>
-                <w:szCs w:val="24"/>
               </w:rPr>
               <w:t>ANUÊNIO</w:t>
             </w:r>
@@ -1081,8 +1037,6 @@
                 <w:b/>
                 <w:bCs/>
                 <w:color w:val="1F1F1F"/>
-                <w:sz w:val="24"/>
-                <w:szCs w:val="24"/>
               </w:rPr>
             </w:pPr>
             <w:r>
@@ -1091,8 +1045,6 @@
                 <w:b/>
                 <w:bCs/>
                 <w:color w:val="1F1F1F"/>
-                <w:sz w:val="24"/>
-                <w:szCs w:val="24"/>
               </w:rPr>
               <w:t>{{ANU</w:t>
             </w:r>
@@ -1102,8 +1054,6 @@
                 <w:b/>
                 <w:bCs/>
                 <w:color w:val="1F1F1F"/>
-                <w:sz w:val="24"/>
-                <w:szCs w:val="24"/>
               </w:rPr>
               <w:t>E</w:t>
             </w:r>
@@ -1113,8 +1063,6 @@
                 <w:b/>
                 <w:bCs/>
                 <w:color w:val="1F1F1F"/>
-                <w:sz w:val="24"/>
-                <w:szCs w:val="24"/>
               </w:rPr>
               <w:t>NIO}}</w:t>
             </w:r>
@@ -1322,7 +1270,6 @@
         <w:rPr>
           <w:color w:val="000000" w:themeColor="text1"/>
         </w:rPr>
-        <w:lastRenderedPageBreak/>
         <w:t>Departamento de Recursos Humanos</w:t>
       </w:r>
     </w:p>
